--- a/docs/SOP-结算平台试行.docx
+++ b/docs/SOP-结算平台试行.docx
@@ -773,7 +773,7 @@
               <w:rPr>
                 <w:sz w:val="18"/>
               </w:rPr>
-              <w:t>甲方 PM</w:t>
+              <w:t>管理员</w:t>
             </w:r>
           </w:p>
         </w:tc>
@@ -2141,7 +2141,7 @@
               <w:rPr>
                 <w:sz w:val="18"/>
               </w:rPr>
-              <w:t>甲方 PM 出结算汇总（数据仪表盘 + 导出对账明细）</w:t>
+              <w:t>管理员 出结算汇总（数据仪表盘 + 导出对账明细）</w:t>
             </w:r>
           </w:p>
         </w:tc>
@@ -3198,7 +3198,7 @@
               <w:rPr>
                 <w:sz w:val="18"/>
               </w:rPr>
-              <w:t>甲方PM、财务</w:t>
+              <w:t>管理员、财务</w:t>
             </w:r>
           </w:p>
         </w:tc>
@@ -3239,7 +3239,7 @@
               <w:rPr>
                 <w:sz w:val="18"/>
               </w:rPr>
-              <w:t>甲方PM、供应商</w:t>
+              <w:t>管理员、供应商</w:t>
             </w:r>
           </w:p>
         </w:tc>
@@ -3280,7 +3280,7 @@
               <w:rPr>
                 <w:sz w:val="18"/>
               </w:rPr>
-              <w:t>确认链角色 + 甲方PM</w:t>
+              <w:t>确认链角色 + 管理员</w:t>
             </w:r>
           </w:p>
         </w:tc>
@@ -3321,7 +3321,7 @@
               <w:rPr>
                 <w:sz w:val="18"/>
               </w:rPr>
-              <w:t>甲方PM、财务</w:t>
+              <w:t>管理员、财务</w:t>
             </w:r>
           </w:p>
         </w:tc>
@@ -3362,7 +3362,7 @@
               <w:rPr>
                 <w:sz w:val="18"/>
               </w:rPr>
-              <w:t>甲方PM</w:t>
+              <w:t>管理员</w:t>
             </w:r>
           </w:p>
         </w:tc>
@@ -3403,7 +3403,7 @@
               <w:rPr>
                 <w:sz w:val="18"/>
               </w:rPr>
-              <w:t>甲方PM</w:t>
+              <w:t>管理员</w:t>
             </w:r>
           </w:p>
         </w:tc>
